--- a/Assignment_13/Assignment_13_final.docx
+++ b/Assignment_13/Assignment_13_final.docx
@@ -61,7 +61,15 @@
     </w:p>
     <w:p>
       <w:r>
-        <w:t xml:space="preserve">Assignment No. : </w:t>
+        <w:t xml:space="preserve">Assignment </w:t>
+      </w:r>
+      <w:proofErr w:type="gramStart"/>
+      <w:r>
+        <w:t>No. :</w:t>
+      </w:r>
+      <w:proofErr w:type="gramEnd"/>
+      <w:r>
+        <w:t xml:space="preserve"> </w:t>
       </w:r>
       <w:r>
         <w:t>1</w:t>
@@ -276,7 +284,27 @@
           <w:sz w:val="21"/>
           <w:lang w:val="en-IN"/>
         </w:rPr>
-        <w:t>int main() {</w:t>
+        <w:t xml:space="preserve">int </w:t>
+      </w:r>
+      <w:proofErr w:type="gramStart"/>
+      <w:r>
+        <w:rPr>
+          <w:rFonts w:ascii="Courier New" w:hAnsi="Courier New"/>
+          <w:color w:val="000000" w:themeColor="text1"/>
+          <w:sz w:val="21"/>
+          <w:lang w:val="en-IN"/>
+        </w:rPr>
+        <w:t>main(</w:t>
+      </w:r>
+      <w:proofErr w:type="gramEnd"/>
+      <w:r>
+        <w:rPr>
+          <w:rFonts w:ascii="Courier New" w:hAnsi="Courier New"/>
+          <w:color w:val="000000" w:themeColor="text1"/>
+          <w:sz w:val="21"/>
+          <w:lang w:val="en-IN"/>
+        </w:rPr>
+        <w:t>) {</w:t>
       </w:r>
     </w:p>
     <w:p>
@@ -330,6 +358,7 @@
         <w:t xml:space="preserve">    </w:t>
       </w:r>
       <w:proofErr w:type="spellStart"/>
+      <w:proofErr w:type="gramStart"/>
       <w:r>
         <w:rPr>
           <w:rFonts w:ascii="Courier New" w:hAnsi="Courier New"/>
@@ -347,7 +376,17 @@
           <w:sz w:val="21"/>
           <w:lang w:val="en-IN"/>
         </w:rPr>
-        <w:t>("Enter a number: ");</w:t>
+        <w:t>(</w:t>
+      </w:r>
+      <w:proofErr w:type="gramEnd"/>
+      <w:r>
+        <w:rPr>
+          <w:rFonts w:ascii="Courier New" w:hAnsi="Courier New"/>
+          <w:color w:val="000000" w:themeColor="text1"/>
+          <w:sz w:val="21"/>
+          <w:lang w:val="en-IN"/>
+        </w:rPr>
+        <w:t>"Enter a number: ");</w:t>
       </w:r>
     </w:p>
     <w:p>
@@ -370,6 +409,7 @@
         <w:t xml:space="preserve">    </w:t>
       </w:r>
       <w:proofErr w:type="spellStart"/>
+      <w:proofErr w:type="gramStart"/>
       <w:r>
         <w:rPr>
           <w:rFonts w:ascii="Courier New" w:hAnsi="Courier New"/>
@@ -387,7 +427,17 @@
           <w:sz w:val="21"/>
           <w:lang w:val="en-IN"/>
         </w:rPr>
-        <w:t>("%d", &amp;number);</w:t>
+        <w:t>(</w:t>
+      </w:r>
+      <w:proofErr w:type="gramEnd"/>
+      <w:r>
+        <w:rPr>
+          <w:rFonts w:ascii="Courier New" w:hAnsi="Courier New"/>
+          <w:color w:val="000000" w:themeColor="text1"/>
+          <w:sz w:val="21"/>
+          <w:lang w:val="en-IN"/>
+        </w:rPr>
+        <w:t>"%d", &amp;number);</w:t>
       </w:r>
     </w:p>
     <w:p>
@@ -441,6 +491,7 @@
         <w:t xml:space="preserve">        </w:t>
       </w:r>
       <w:proofErr w:type="spellStart"/>
+      <w:proofErr w:type="gramStart"/>
       <w:r>
         <w:rPr>
           <w:rFonts w:ascii="Courier New" w:hAnsi="Courier New"/>
@@ -458,7 +509,17 @@
           <w:sz w:val="21"/>
           <w:lang w:val="en-IN"/>
         </w:rPr>
-        <w:t>("-");</w:t>
+        <w:t>(</w:t>
+      </w:r>
+      <w:proofErr w:type="gramEnd"/>
+      <w:r>
+        <w:rPr>
+          <w:rFonts w:ascii="Courier New" w:hAnsi="Courier New"/>
+          <w:color w:val="000000" w:themeColor="text1"/>
+          <w:sz w:val="21"/>
+          <w:lang w:val="en-IN"/>
+        </w:rPr>
+        <w:t>"-");</w:t>
       </w:r>
     </w:p>
     <w:p>
@@ -552,6 +613,7 @@
         <w:t xml:space="preserve">        </w:t>
       </w:r>
       <w:proofErr w:type="spellStart"/>
+      <w:proofErr w:type="gramStart"/>
       <w:r>
         <w:rPr>
           <w:rFonts w:ascii="Courier New" w:hAnsi="Courier New"/>
@@ -569,7 +631,17 @@
           <w:sz w:val="21"/>
           <w:lang w:val="en-IN"/>
         </w:rPr>
-        <w:t>("Digits in reverse order: 0\n");</w:t>
+        <w:t>(</w:t>
+      </w:r>
+      <w:proofErr w:type="gramEnd"/>
+      <w:r>
+        <w:rPr>
+          <w:rFonts w:ascii="Courier New" w:hAnsi="Courier New"/>
+          <w:color w:val="000000" w:themeColor="text1"/>
+          <w:sz w:val="21"/>
+          <w:lang w:val="en-IN"/>
+        </w:rPr>
+        <w:t>"Digits in reverse order: 0\n");</w:t>
       </w:r>
     </w:p>
     <w:p>
@@ -643,6 +715,7 @@
         <w:t xml:space="preserve">    </w:t>
       </w:r>
       <w:proofErr w:type="spellStart"/>
+      <w:proofErr w:type="gramStart"/>
       <w:r>
         <w:rPr>
           <w:rFonts w:ascii="Courier New" w:hAnsi="Courier New"/>
@@ -660,7 +733,17 @@
           <w:sz w:val="21"/>
           <w:lang w:val="en-IN"/>
         </w:rPr>
-        <w:t>("Digits in reverse order: ");</w:t>
+        <w:t>(</w:t>
+      </w:r>
+      <w:proofErr w:type="gramEnd"/>
+      <w:r>
+        <w:rPr>
+          <w:rFonts w:ascii="Courier New" w:hAnsi="Courier New"/>
+          <w:color w:val="000000" w:themeColor="text1"/>
+          <w:sz w:val="21"/>
+          <w:lang w:val="en-IN"/>
+        </w:rPr>
+        <w:t>"Digits in reverse order: ");</w:t>
       </w:r>
     </w:p>
     <w:p>
@@ -680,7 +763,27 @@
           <w:sz w:val="21"/>
           <w:lang w:val="en-IN"/>
         </w:rPr>
-        <w:t>    while (number != 0) {</w:t>
+        <w:t>    while (</w:t>
+      </w:r>
+      <w:proofErr w:type="gramStart"/>
+      <w:r>
+        <w:rPr>
+          <w:rFonts w:ascii="Courier New" w:hAnsi="Courier New"/>
+          <w:color w:val="000000" w:themeColor="text1"/>
+          <w:sz w:val="21"/>
+          <w:lang w:val="en-IN"/>
+        </w:rPr>
+        <w:t>number !</w:t>
+      </w:r>
+      <w:proofErr w:type="gramEnd"/>
+      <w:r>
+        <w:rPr>
+          <w:rFonts w:ascii="Courier New" w:hAnsi="Courier New"/>
+          <w:color w:val="000000" w:themeColor="text1"/>
+          <w:sz w:val="21"/>
+          <w:lang w:val="en-IN"/>
+        </w:rPr>
+        <w:t>= 0) {</w:t>
       </w:r>
     </w:p>
     <w:p>
@@ -723,6 +826,7 @@
         <w:t xml:space="preserve">        </w:t>
       </w:r>
       <w:proofErr w:type="spellStart"/>
+      <w:proofErr w:type="gramStart"/>
       <w:r>
         <w:rPr>
           <w:rFonts w:ascii="Courier New" w:hAnsi="Courier New"/>
@@ -740,7 +844,17 @@
           <w:sz w:val="21"/>
           <w:lang w:val="en-IN"/>
         </w:rPr>
-        <w:t>("%d ", remainder);</w:t>
+        <w:t>(</w:t>
+      </w:r>
+      <w:proofErr w:type="gramEnd"/>
+      <w:r>
+        <w:rPr>
+          <w:rFonts w:ascii="Courier New" w:hAnsi="Courier New"/>
+          <w:color w:val="000000" w:themeColor="text1"/>
+          <w:sz w:val="21"/>
+          <w:lang w:val="en-IN"/>
+        </w:rPr>
+        <w:t>"%d ", remainder);</w:t>
       </w:r>
     </w:p>
     <w:p>
@@ -961,23 +1075,98 @@
     </w:p>
     <w:p>
       <w:pPr>
-        <w:pStyle w:val="Heading2"/>
+        <w:numPr>
+          <w:ilvl w:val="0"/>
+          <w:numId w:val="13"/>
+        </w:numPr>
+        <w:rPr>
+          <w:rFonts w:asciiTheme="majorHAnsi" w:eastAsiaTheme="majorEastAsia" w:hAnsiTheme="majorHAnsi" w:cstheme="majorBidi"/>
+          <w:b/>
+          <w:bCs/>
+          <w:color w:val="4F81BD" w:themeColor="accent1"/>
+          <w:sz w:val="26"/>
+          <w:szCs w:val="26"/>
+        </w:rPr>
       </w:pPr>
       <w:r>
+        <w:rPr>
+          <w:rFonts w:asciiTheme="majorHAnsi" w:eastAsiaTheme="majorEastAsia" w:hAnsiTheme="majorHAnsi" w:cstheme="majorBidi"/>
+          <w:b/>
+          <w:bCs/>
+          <w:color w:val="4F81BD" w:themeColor="accent1"/>
+          <w:sz w:val="26"/>
+          <w:szCs w:val="26"/>
+        </w:rPr>
         <w:t>CONCLUSION:</w:t>
       </w:r>
     </w:p>
     <w:p>
+      <w:pPr>
+        <w:numPr>
+          <w:ilvl w:val="0"/>
+          <w:numId w:val="13"/>
+        </w:numPr>
+        <w:rPr>
+          <w:rFonts w:asciiTheme="majorHAnsi" w:eastAsiaTheme="majorEastAsia" w:hAnsiTheme="majorHAnsi" w:cstheme="majorBidi"/>
+          <w:b/>
+          <w:bCs/>
+          <w:color w:val="4F81BD" w:themeColor="accent1"/>
+          <w:sz w:val="26"/>
+          <w:szCs w:val="26"/>
+        </w:rPr>
+      </w:pPr>
       <w:r>
+        <w:rPr>
+          <w:rFonts w:asciiTheme="majorHAnsi" w:eastAsiaTheme="majorEastAsia" w:hAnsiTheme="majorHAnsi" w:cstheme="majorBidi"/>
+          <w:b/>
+          <w:bCs/>
+          <w:color w:val="4F81BD" w:themeColor="accent1"/>
+          <w:sz w:val="26"/>
+          <w:szCs w:val="26"/>
+        </w:rPr>
         <w:t>Thus, the program to print the digits of a number in reverse order was successfully implemented using C programming. The program demonstrates the effective use of loops, modulo operator, and division operator.</w:t>
       </w:r>
     </w:p>
-    <w:p/>
     <w:p>
       <w:pPr>
-        <w:pStyle w:val="Heading2"/>
+        <w:numPr>
+          <w:ilvl w:val="0"/>
+          <w:numId w:val="13"/>
+        </w:numPr>
+        <w:rPr>
+          <w:rFonts w:asciiTheme="majorHAnsi" w:eastAsiaTheme="majorEastAsia" w:hAnsiTheme="majorHAnsi" w:cstheme="majorBidi"/>
+          <w:b/>
+          <w:bCs/>
+          <w:color w:val="4F81BD" w:themeColor="accent1"/>
+          <w:sz w:val="26"/>
+          <w:szCs w:val="26"/>
+        </w:rPr>
+      </w:pPr>
+    </w:p>
+    <w:p>
+      <w:pPr>
+        <w:numPr>
+          <w:ilvl w:val="0"/>
+          <w:numId w:val="13"/>
+        </w:numPr>
+        <w:rPr>
+          <w:rFonts w:asciiTheme="majorHAnsi" w:eastAsiaTheme="majorEastAsia" w:hAnsiTheme="majorHAnsi" w:cstheme="majorBidi"/>
+          <w:b/>
+          <w:bCs/>
+          <w:color w:val="4F81BD" w:themeColor="accent1"/>
+          <w:sz w:val="26"/>
+          <w:szCs w:val="26"/>
+        </w:rPr>
       </w:pPr>
       <w:r>
+        <w:rPr>
+          <w:rFonts w:asciiTheme="majorHAnsi" w:eastAsiaTheme="majorEastAsia" w:hAnsiTheme="majorHAnsi" w:cstheme="majorBidi"/>
+          <w:b/>
+          <w:bCs/>
+          <w:color w:val="4F81BD" w:themeColor="accent1"/>
+          <w:sz w:val="26"/>
+          <w:szCs w:val="26"/>
+        </w:rPr>
         <w:t>FAQs:</w:t>
       </w:r>
     </w:p>
@@ -987,8 +1176,24 @@
           <w:ilvl w:val="0"/>
           <w:numId w:val="13"/>
         </w:numPr>
+        <w:rPr>
+          <w:rFonts w:asciiTheme="majorHAnsi" w:eastAsiaTheme="majorEastAsia" w:hAnsiTheme="majorHAnsi" w:cstheme="majorBidi"/>
+          <w:b/>
+          <w:bCs/>
+          <w:color w:val="4F81BD" w:themeColor="accent1"/>
+          <w:sz w:val="26"/>
+          <w:szCs w:val="26"/>
+        </w:rPr>
       </w:pPr>
       <w:r>
+        <w:rPr>
+          <w:rFonts w:asciiTheme="majorHAnsi" w:eastAsiaTheme="majorEastAsia" w:hAnsiTheme="majorHAnsi" w:cstheme="majorBidi"/>
+          <w:b/>
+          <w:bCs/>
+          <w:color w:val="4F81BD" w:themeColor="accent1"/>
+          <w:sz w:val="26"/>
+          <w:szCs w:val="26"/>
+        </w:rPr>
         <w:t>Why is the modulo operator (%) used in this program?</w:t>
       </w:r>
     </w:p>
@@ -998,9 +1203,25 @@
           <w:ilvl w:val="0"/>
           <w:numId w:val="13"/>
         </w:numPr>
+        <w:rPr>
+          <w:rFonts w:asciiTheme="majorHAnsi" w:eastAsiaTheme="majorEastAsia" w:hAnsiTheme="majorHAnsi" w:cstheme="majorBidi"/>
+          <w:b/>
+          <w:bCs/>
+          <w:color w:val="4F81BD" w:themeColor="accent1"/>
+          <w:sz w:val="26"/>
+          <w:szCs w:val="26"/>
+        </w:rPr>
       </w:pPr>
       <w:r>
-        <w:t>This program mainly uses arithmetic operators, relational operators, and logical operators. Arithmetic operators perform calculations, relational operators compare values, and logical operators combine conditions to make decisions correctly.</w:t>
+        <w:rPr>
+          <w:rFonts w:asciiTheme="majorHAnsi" w:eastAsiaTheme="majorEastAsia" w:hAnsiTheme="majorHAnsi" w:cstheme="majorBidi"/>
+          <w:b/>
+          <w:bCs/>
+          <w:color w:val="4F81BD" w:themeColor="accent1"/>
+          <w:sz w:val="26"/>
+          <w:szCs w:val="26"/>
+        </w:rPr>
+        <w:t>Why is division by 10 used after extracting each digit?</w:t>
       </w:r>
     </w:p>
     <w:p>
@@ -1009,9 +1230,25 @@
           <w:ilvl w:val="0"/>
           <w:numId w:val="13"/>
         </w:numPr>
+        <w:rPr>
+          <w:rFonts w:asciiTheme="majorHAnsi" w:eastAsiaTheme="majorEastAsia" w:hAnsiTheme="majorHAnsi" w:cstheme="majorBidi"/>
+          <w:b/>
+          <w:bCs/>
+          <w:color w:val="4F81BD" w:themeColor="accent1"/>
+          <w:sz w:val="26"/>
+          <w:szCs w:val="26"/>
+        </w:rPr>
       </w:pPr>
       <w:r>
-        <w:t>Why is division by 10 used after extracting each digit?</w:t>
+        <w:rPr>
+          <w:rFonts w:asciiTheme="majorHAnsi" w:eastAsiaTheme="majorEastAsia" w:hAnsiTheme="majorHAnsi" w:cstheme="majorBidi"/>
+          <w:b/>
+          <w:bCs/>
+          <w:color w:val="4F81BD" w:themeColor="accent1"/>
+          <w:sz w:val="26"/>
+          <w:szCs w:val="26"/>
+        </w:rPr>
+        <w:t>What happens if the input number is zero?</w:t>
       </w:r>
     </w:p>
     <w:p>
@@ -1020,9 +1257,25 @@
           <w:ilvl w:val="0"/>
           <w:numId w:val="13"/>
         </w:numPr>
+        <w:rPr>
+          <w:rFonts w:asciiTheme="majorHAnsi" w:eastAsiaTheme="majorEastAsia" w:hAnsiTheme="majorHAnsi" w:cstheme="majorBidi"/>
+          <w:b/>
+          <w:bCs/>
+          <w:color w:val="4F81BD" w:themeColor="accent1"/>
+          <w:sz w:val="26"/>
+          <w:szCs w:val="26"/>
+        </w:rPr>
       </w:pPr>
       <w:r>
-        <w:t>Why is division by 10 used after extracting each digit is an important programming concept because it supports clear problem solving, structured logic, and correct implementation. Understanding it helps in writing programs that are easier to develop, test, and maintain.</w:t>
+        <w:rPr>
+          <w:rFonts w:asciiTheme="majorHAnsi" w:eastAsiaTheme="majorEastAsia" w:hAnsiTheme="majorHAnsi" w:cstheme="majorBidi"/>
+          <w:b/>
+          <w:bCs/>
+          <w:color w:val="4F81BD" w:themeColor="accent1"/>
+          <w:sz w:val="26"/>
+          <w:szCs w:val="26"/>
+        </w:rPr>
+        <w:t>How will the program behave for negative numbers?</w:t>
       </w:r>
     </w:p>
     <w:p>
@@ -1031,9 +1284,25 @@
           <w:ilvl w:val="0"/>
           <w:numId w:val="13"/>
         </w:numPr>
+        <w:rPr>
+          <w:rFonts w:asciiTheme="majorHAnsi" w:eastAsiaTheme="majorEastAsia" w:hAnsiTheme="majorHAnsi" w:cstheme="majorBidi"/>
+          <w:b/>
+          <w:bCs/>
+          <w:color w:val="4F81BD" w:themeColor="accent1"/>
+          <w:sz w:val="26"/>
+          <w:szCs w:val="26"/>
+        </w:rPr>
       </w:pPr>
       <w:r>
-        <w:t>What happens if the input number is zero?</w:t>
+        <w:rPr>
+          <w:rFonts w:asciiTheme="majorHAnsi" w:eastAsiaTheme="majorEastAsia" w:hAnsiTheme="majorHAnsi" w:cstheme="majorBidi"/>
+          <w:b/>
+          <w:bCs/>
+          <w:color w:val="4F81BD" w:themeColor="accent1"/>
+          <w:sz w:val="26"/>
+          <w:szCs w:val="26"/>
+        </w:rPr>
+        <w:t>Why is a while loop preferred for this operation?</w:t>
       </w:r>
     </w:p>
     <w:p>
@@ -1043,54 +1312,6 @@
           <w:numId w:val="13"/>
         </w:numPr>
       </w:pPr>
-      <w:r>
-        <w:t>What happens if the input number is zero is an important programming concept because it supports clear problem solving, structured logic, and correct implementation. Understanding it helps in writing programs that are easier to develop, test, and maintain.</w:t>
-      </w:r>
-    </w:p>
-    <w:p>
-      <w:pPr>
-        <w:numPr>
-          <w:ilvl w:val="0"/>
-          <w:numId w:val="13"/>
-        </w:numPr>
-      </w:pPr>
-      <w:r>
-        <w:t>How will the program behave for negative numbers?</w:t>
-      </w:r>
-    </w:p>
-    <w:p>
-      <w:pPr>
-        <w:numPr>
-          <w:ilvl w:val="0"/>
-          <w:numId w:val="13"/>
-        </w:numPr>
-      </w:pPr>
-      <w:r>
-        <w:lastRenderedPageBreak/>
-        <w:t>How will the program behave for negative numbers is an important programming concept because it supports clear problem solving, structured logic, and correct implementation. Understanding it helps in writing programs that are easier to develop, test, and maintain.</w:t>
-      </w:r>
-    </w:p>
-    <w:p>
-      <w:pPr>
-        <w:numPr>
-          <w:ilvl w:val="0"/>
-          <w:numId w:val="13"/>
-        </w:numPr>
-      </w:pPr>
-      <w:r>
-        <w:t>Why is a while loop preferred for this operation?</w:t>
-      </w:r>
-    </w:p>
-    <w:p>
-      <w:pPr>
-        <w:numPr>
-          <w:ilvl w:val="0"/>
-          <w:numId w:val="13"/>
-        </w:numPr>
-      </w:pPr>
-      <w:r>
-        <w:t>Why is a while loop preferred for this operation is an important programming concept because it supports clear problem solving, structured logic, and correct implementation. Understanding it helps in writing programs that are easier to develop, test, and maintain.</w:t>
-      </w:r>
     </w:p>
     <w:p>
       <w:pPr>
